--- a/book/v2/isbn/5_서평.docx
+++ b/book/v2/isbn/5_서평.docx
@@ -31,7 +31,7 @@
           <w:b w:val="false"/>
           <w:bCs w:val="false"/>
         </w:rPr>
-        <w:t xml:space="preserve">지은이: 이형근 · 정인호  |  발행처: 에이에스씨  |  판형: 신국판(152×225mm), 210쪽</w:t>
+        <w:t xml:space="preserve">지은이: 이형근 · 정인호 · 송무준  |  발행처: 에이에스씨  |  판형: 신국판(152×225mm), 214쪽</w:t>
       </w:r>
     </w:p>
     <w:p>

--- a/book/v2/isbn/5_서평.docx
+++ b/book/v2/isbn/5_서평.docx
@@ -31,7 +31,7 @@
           <w:b w:val="false"/>
           <w:bCs w:val="false"/>
         </w:rPr>
-        <w:t xml:space="preserve">지은이: 이형근 · 정인호 · 송무준  |  발행처: 에이에스씨  |  판형: 신국판(152×225mm), 214쪽</w:t>
+        <w:t xml:space="preserve">지은이: 이형근 · 정인호 · 송무준  |  발행처: 에이에스씨  |  판형: 신국판(152×225mm), 216쪽</w:t>
       </w:r>
     </w:p>
     <w:p>

--- a/book/v2/isbn/5_서평.docx
+++ b/book/v2/isbn/5_서평.docx
@@ -31,7 +31,7 @@
           <w:b w:val="false"/>
           <w:bCs w:val="false"/>
         </w:rPr>
-        <w:t xml:space="preserve">지은이: 이형근 · 정인호 · 송무준  |  발행처: 에이에스씨  |  판형: 신국판(152×225mm), 216쪽</w:t>
+        <w:t xml:space="preserve">지은이: 이형근 · 정인호 · 송무준  |  발행처: 에이에스씨  |  판형: 신국판(152×225mm), 210쪽</w:t>
       </w:r>
     </w:p>
     <w:p>
